--- a/machines/Modèles de docx/Modèle CDC.docx
+++ b/machines/Modèles de docx/Modèle CDC.docx
@@ -74,7 +74,7 @@
         <w:t>Projet</w:t>
       </w:r>
       <w:r>
-        <w:t xml:space="preserve">  {project_name}</w:t>
+        <w:t xml:space="preserve"> {project_name}</w:t>
       </w:r>
     </w:p>
     <w:tbl>
@@ -2904,7 +2904,7 @@
         <w:rPr>
           <w:spacing w:val="-4"/>
         </w:rPr>
-        <w:t xml:space="preserve"> : {</w:t>
+        <w:t xml:space="preserve"> : {</w:t>
       </w:r>
       <w:proofErr w:type="spellStart"/>
       <w:r>
@@ -3146,7 +3146,7 @@
         <w:rPr>
           <w:w w:val="90"/>
         </w:rPr>
-        <w:t xml:space="preserve"> : {</w:t>
+        <w:t xml:space="preserve"> : {</w:t>
       </w:r>
       <w:proofErr w:type="spellStart"/>
       <w:r>
@@ -3491,7 +3491,7 @@
           <w:b/>
           <w:sz w:val="24"/>
         </w:rPr>
-        <w:t>## Module : {</w:t>
+        <w:t>## Module : {</w:t>
       </w:r>
       <w:proofErr w:type="spellStart"/>
       <w:r>
@@ -3609,7 +3609,7 @@
       </w:pPr>
       <w:r>
         <w:rPr/>
-        <w:t xml:space="preserve"> Fonctionnalité : {</w:t>
+        <w:t xml:space="preserve"> Fonctionnalité : {</w:t>
       </w:r>
       <w:proofErr w:type="spellStart"/>
       <w:r>
@@ -3677,7 +3677,7 @@
           <w:b/>
           <w:bCs/>
         </w:rPr>
-        <w:t>Cas d'Utilisation : {</w:t>
+        <w:t>Cas d'Utilisation : {</w:t>
       </w:r>
       <w:proofErr w:type="spellStart"/>
       <w:r>
@@ -4589,7 +4589,7 @@
         <w:t>}</w:t>
       </w:r>
       <w:r>
-        <w:t xml:space="preserve"> : {</w:t>
+        <w:t xml:space="preserve"> : {</w:t>
       </w:r>
       <w:proofErr w:type="spellStart"/>
       <w:r>
@@ -4723,7 +4723,7 @@
         <w:rPr>
           <w:bCs/>
         </w:rPr>
-        <w:t xml:space="preserve"> : {</w:t>
+        <w:t xml:space="preserve"> : {</w:t>
       </w:r>
       <w:proofErr w:type="spellStart"/>
       <w:r>
@@ -4884,7 +4884,7 @@
         <w:rPr>
           <w:bCs/>
         </w:rPr>
-        <w:t xml:space="preserve"> : {</w:t>
+        <w:t xml:space="preserve"> : {</w:t>
       </w:r>
       <w:proofErr w:type="spellStart"/>
       <w:r>
@@ -5067,7 +5067,7 @@
         <w:rPr>
           <w:bCs/>
         </w:rPr>
-        <w:t xml:space="preserve"> : {</w:t>
+        <w:t xml:space="preserve"> : {</w:t>
       </w:r>
       <w:proofErr w:type="spellStart"/>
       <w:r>
@@ -5226,7 +5226,7 @@
         <w:rPr>
           <w:bCs/>
         </w:rPr>
-        <w:t xml:space="preserve"> : {</w:t>
+        <w:t xml:space="preserve"> : {</w:t>
       </w:r>
       <w:proofErr w:type="spellStart"/>
       <w:r>
@@ -5381,7 +5381,7 @@
         <w:rPr>
           <w:bCs/>
         </w:rPr>
-        <w:t xml:space="preserve"> : {</w:t>
+        <w:t xml:space="preserve"> : {</w:t>
       </w:r>
       <w:proofErr w:type="spellStart"/>
       <w:r>
@@ -5581,7 +5581,7 @@
         <w:rPr>
           <w:bCs/>
         </w:rPr>
-        <w:t xml:space="preserve"> : {</w:t>
+        <w:t xml:space="preserve"> : {</w:t>
       </w:r>
       <w:proofErr w:type="spellStart"/>
       <w:r>
@@ -5751,7 +5751,7 @@
         <w:rPr>
           <w:bCs/>
         </w:rPr>
-        <w:t xml:space="preserve"> : {</w:t>
+        <w:t xml:space="preserve"> : {</w:t>
       </w:r>
       <w:proofErr w:type="spellStart"/>
       <w:r>
@@ -5973,7 +5973,7 @@
         <w:rPr>
           <w:bCs/>
         </w:rPr>
-        <w:t xml:space="preserve"> : {</w:t>
+        <w:t xml:space="preserve"> : {</w:t>
       </w:r>
       <w:proofErr w:type="spellStart"/>
       <w:r>
@@ -6152,7 +6152,7 @@
         <w:rPr>
           <w:bCs/>
         </w:rPr>
-        <w:t xml:space="preserve"> : {</w:t>
+        <w:t xml:space="preserve"> : {</w:t>
       </w:r>
       <w:proofErr w:type="spellStart"/>
       <w:r>
@@ -6399,7 +6399,7 @@
         <w:rPr>
           <w:bCs/>
         </w:rPr>
-        <w:t xml:space="preserve"> : {</w:t>
+        <w:t xml:space="preserve"> : {</w:t>
       </w:r>
       <w:proofErr w:type="spellStart"/>
       <w:r>
@@ -6550,7 +6550,7 @@
         <w:rPr>
           <w:bCs/>
         </w:rPr>
-        <w:t xml:space="preserve"> : {</w:t>
+        <w:t xml:space="preserve"> : {</w:t>
       </w:r>
       <w:proofErr w:type="spellStart"/>
       <w:r>
@@ -6963,7 +6963,7 @@
                 <w:b/>
                 <w:sz w:val="24"/>
               </w:rPr>
-              <w:t xml:space="preserve">           </w:t>
+              <w:t xml:space="preserve"> </w:t>
             </w:r>
             <w:r>
               <w:rPr>
@@ -7043,7 +7043,7 @@
                 <w:color w:val="0D0D0D"/>
                 <w:w w:val="105"/>
               </w:rPr>
-              <w:t xml:space="preserve">         </w:t>
+              <w:t xml:space="preserve"> </w:t>
             </w:r>
             <w:r>
               <w:rPr>

--- a/machines/Modèles de docx/Modèle CDC.docx
+++ b/machines/Modèles de docx/Modèle CDC.docx
@@ -26,8 +26,8 @@
       <w:r>
         <w:rPr>
           <w:color w:val="1F5FAF"/>
-          <w:sz w:val="34"/>
-          <w:szCs w:val="34"/>
+          <w:sz w:val="36"/>
+          <w:szCs w:val="36"/>
         </w:rPr>
         <w:t>GINUTECH</w:t>
       </w:r>
@@ -2346,14 +2346,14 @@
         <w:ind w:left="1439" w:hanging="660"/>
         <w:jc w:val="left"/>
         <w:rPr>
-          <w:color w:val="339933"/>
+          <w:color w:val="0d8a52"/>
         </w:rPr>
       </w:pPr>
       <w:bookmarkStart w:id="0" w:name="_TOC_250034"/>
       <w:bookmarkEnd w:id="0"/>
       <w:r>
         <w:rPr>
-          <w:color w:val="339933"/>
+          <w:color w:val="0d8a52"/>
           <w:spacing w:val="-2"/>
         </w:rPr>
         <w:lastRenderedPageBreak/>
@@ -2457,20 +2457,20 @@
         <w:ind w:left="1439" w:hanging="660"/>
         <w:jc w:val="left"/>
         <w:rPr>
-          <w:color w:val="339933"/>
+          <w:color w:val="0d8a52"/>
         </w:rPr>
       </w:pPr>
       <w:bookmarkStart w:id="1" w:name="_TOC_250033"/>
       <w:r>
         <w:rPr>
-          <w:color w:val="339933"/>
+          <w:color w:val="0d8a52"/>
         </w:rPr>
         <w:t xml:space="preserve">Description et objectifs du </w:t>
       </w:r>
       <w:bookmarkEnd w:id="1"/>
       <w:r>
         <w:rPr>
-          <w:color w:val="339933"/>
+          <w:color w:val="0d8a52"/>
           <w:spacing w:val="-2"/>
         </w:rPr>
         <w:t>projet</w:t>
@@ -2545,20 +2545,20 @@
         <w:ind w:left="1439" w:hanging="660"/>
         <w:jc w:val="left"/>
         <w:rPr>
-          <w:color w:val="339933"/>
+          <w:color w:val="0d8a52"/>
         </w:rPr>
       </w:pPr>
       <w:bookmarkStart w:id="2" w:name="_TOC_250032"/>
       <w:r>
         <w:rPr>
-          <w:color w:val="339933"/>
+          <w:color w:val="0d8a52"/>
         </w:rPr>
         <w:t xml:space="preserve">La </w:t>
       </w:r>
       <w:bookmarkEnd w:id="2"/>
       <w:r>
         <w:rPr>
-          <w:color w:val="339933"/>
+          <w:color w:val="0d8a52"/>
           <w:spacing w:val="-2"/>
         </w:rPr>
         <w:t>cible</w:t>
@@ -2622,20 +2622,20 @@
         <w:ind w:left="1439" w:hanging="660"/>
         <w:jc w:val="left"/>
         <w:rPr>
-          <w:color w:val="339933"/>
+          <w:color w:val="0d8a52"/>
         </w:rPr>
       </w:pPr>
       <w:bookmarkStart w:id="3" w:name="_TOC_250031"/>
       <w:r>
         <w:rPr>
-          <w:color w:val="339933"/>
+          <w:color w:val="0d8a52"/>
         </w:rPr>
         <w:t xml:space="preserve">Approche de </w:t>
       </w:r>
       <w:bookmarkEnd w:id="3"/>
       <w:r>
         <w:rPr>
-          <w:color w:val="339933"/>
+          <w:color w:val="0d8a52"/>
           <w:spacing w:val="-2"/>
         </w:rPr>
         <w:t>solution</w:t>
@@ -2699,20 +2699,20 @@
         <w:ind w:left="1439" w:hanging="660"/>
         <w:jc w:val="left"/>
         <w:rPr>
-          <w:color w:val="339933"/>
+          <w:color w:val="0d8a52"/>
         </w:rPr>
       </w:pPr>
       <w:bookmarkStart w:id="4" w:name="_TOC_250030"/>
       <w:r>
         <w:rPr>
-          <w:color w:val="339933"/>
+          <w:color w:val="0d8a52"/>
         </w:rPr>
         <w:t xml:space="preserve">Les acteurs du </w:t>
       </w:r>
       <w:bookmarkEnd w:id="4"/>
       <w:r>
         <w:rPr>
-          <w:color w:val="339933"/>
+          <w:color w:val="0d8a52"/>
           <w:spacing w:val="-2"/>
         </w:rPr>
         <w:t>système</w:t>
@@ -2967,13 +2967,13 @@
         <w:ind w:left="1439" w:hanging="660"/>
         <w:jc w:val="left"/>
         <w:rPr>
-          <w:color w:val="339933"/>
+          <w:color w:val="0d8a52"/>
         </w:rPr>
       </w:pPr>
       <w:bookmarkStart w:id="5" w:name="_TOC_250029"/>
       <w:r>
         <w:rPr>
-          <w:color w:val="339933"/>
+          <w:color w:val="0d8a52"/>
         </w:rPr>
         <w:lastRenderedPageBreak/>
         <w:t xml:space="preserve">Architecture </w:t>
@@ -2981,7 +2981,7 @@
       <w:bookmarkEnd w:id="5"/>
       <w:r>
         <w:rPr>
-          <w:color w:val="339933"/>
+          <w:color w:val="0d8a52"/>
           <w:spacing w:val="-2"/>
         </w:rPr>
         <w:t>technique</w:t>
@@ -3412,13 +3412,13 @@
         <w:ind w:left="1439" w:hanging="660"/>
         <w:jc w:val="left"/>
         <w:rPr>
-          <w:color w:val="339933"/>
+          <w:color w:val="0d8a52"/>
         </w:rPr>
       </w:pPr>
       <w:bookmarkStart w:id="6" w:name="_TOC_250028"/>
       <w:r>
         <w:rPr>
-          <w:color w:val="339933"/>
+          <w:color w:val="0d8a52"/>
         </w:rPr>
         <w:lastRenderedPageBreak/>
         <w:t xml:space="preserve">Modules </w:t>
@@ -3426,7 +3426,7 @@
       <w:bookmarkEnd w:id="6"/>
       <w:r>
         <w:rPr>
-          <w:color w:val="339933"/>
+          <w:color w:val="0d8a52"/>
           <w:spacing w:val="-2"/>
         </w:rPr>
         <w:t>fonctionnels</w:t>
@@ -3438,7 +3438,7 @@
         <w:spacing w:before="27"/>
         <w:rPr>
           <w:b/>
-          <w:sz w:val="30"/>
+          <w:sz w:val="28"/>
         </w:rPr>
       </w:pPr>
       <w:bookmarkStart w:id="7" w:name="_TOC_250027"/>
@@ -4470,20 +4470,20 @@
         <w:ind w:left="1439" w:hanging="660"/>
         <w:jc w:val="left"/>
         <w:rPr>
-          <w:color w:val="339933"/>
+          <w:color w:val="0d8a52"/>
         </w:rPr>
       </w:pPr>
       <w:bookmarkStart w:id="8" w:name="_TOC_250018"/>
       <w:r>
         <w:rPr>
-          <w:color w:val="339933"/>
+          <w:color w:val="0d8a52"/>
         </w:rPr>
         <w:t xml:space="preserve">Exigences non </w:t>
       </w:r>
       <w:bookmarkEnd w:id="8"/>
       <w:r>
         <w:rPr>
-          <w:color w:val="339933"/>
+          <w:color w:val="0d8a52"/>
           <w:spacing w:val="-2"/>
         </w:rPr>
         <w:t>fonctionnelles</w:t>
@@ -4511,14 +4511,14 @@
         </w:tabs>
         <w:ind w:left="1424" w:hanging="893"/>
         <w:rPr>
-          <w:color w:val="339933"/>
+          <w:color w:val="0d8a52"/>
         </w:rPr>
       </w:pPr>
       <w:bookmarkStart w:id="9" w:name="_TOC_250017"/>
       <w:bookmarkEnd w:id="9"/>
       <w:r>
         <w:rPr>
-          <w:color w:val="339933"/>
+          <w:color w:val="0d8a52"/>
           <w:spacing w:val="-2"/>
         </w:rPr>
         <w:t>Sécurité</w:t>
@@ -4640,14 +4640,14 @@
         </w:tabs>
         <w:ind w:left="1424" w:hanging="893"/>
         <w:rPr>
-          <w:color w:val="339933"/>
+          <w:color w:val="0d8a52"/>
         </w:rPr>
       </w:pPr>
       <w:bookmarkStart w:id="10" w:name="_TOC_250016"/>
       <w:bookmarkEnd w:id="10"/>
       <w:r>
         <w:rPr>
-          <w:color w:val="339933"/>
+          <w:color w:val="0d8a52"/>
           <w:spacing w:val="-2"/>
         </w:rPr>
         <w:t>Confidentialité</w:t>
@@ -4798,14 +4798,14 @@
         </w:tabs>
         <w:ind w:left="1424" w:hanging="893"/>
         <w:rPr>
-          <w:color w:val="339933"/>
+          <w:color w:val="0d8a52"/>
         </w:rPr>
       </w:pPr>
       <w:bookmarkStart w:id="11" w:name="_TOC_250015"/>
       <w:bookmarkEnd w:id="11"/>
       <w:r>
         <w:rPr>
-          <w:color w:val="339933"/>
+          <w:color w:val="0d8a52"/>
           <w:spacing w:val="-2"/>
         </w:rPr>
         <w:t>Robustesse</w:t>
@@ -4956,32 +4956,32 @@
         </w:tabs>
         <w:ind w:left="1424" w:hanging="893"/>
         <w:rPr>
-          <w:color w:val="339933"/>
+          <w:color w:val="0d8a52"/>
         </w:rPr>
       </w:pPr>
       <w:bookmarkStart w:id="12" w:name="_TOC_250014"/>
       <w:r>
         <w:rPr>
-          <w:color w:val="339933"/>
+          <w:color w:val="0d8a52"/>
         </w:rPr>
         <w:t>Scalabilité</w:t>
       </w:r>
       <w:r>
         <w:rPr>
-          <w:color w:val="339933"/>
+          <w:color w:val="0d8a52"/>
           <w:spacing w:val="-7"/>
         </w:rPr>
         <w:t xml:space="preserve"> </w:t>
       </w:r>
       <w:r>
         <w:rPr>
-          <w:color w:val="339933"/>
+          <w:color w:val="0d8a52"/>
         </w:rPr>
         <w:t>et</w:t>
       </w:r>
       <w:r>
         <w:rPr>
-          <w:color w:val="339933"/>
+          <w:color w:val="0d8a52"/>
           <w:spacing w:val="-6"/>
         </w:rPr>
         <w:t xml:space="preserve"> </w:t>
@@ -4989,7 +4989,7 @@
       <w:bookmarkEnd w:id="12"/>
       <w:r>
         <w:rPr>
-          <w:color w:val="339933"/>
+          <w:color w:val="0d8a52"/>
           <w:spacing w:val="-2"/>
         </w:rPr>
         <w:t>évolutivité</w:t>
@@ -5139,14 +5139,14 @@
         </w:tabs>
         <w:ind w:left="1424" w:hanging="893"/>
         <w:rPr>
-          <w:color w:val="339933"/>
+          <w:color w:val="0d8a52"/>
         </w:rPr>
       </w:pPr>
       <w:bookmarkStart w:id="13" w:name="_TOC_250013"/>
       <w:bookmarkEnd w:id="13"/>
       <w:r>
         <w:rPr>
-          <w:color w:val="339933"/>
+          <w:color w:val="0d8a52"/>
           <w:spacing w:val="-2"/>
         </w:rPr>
         <w:lastRenderedPageBreak/>
@@ -5298,14 +5298,14 @@
         </w:tabs>
         <w:ind w:left="1424" w:hanging="893"/>
         <w:rPr>
-          <w:color w:val="339933"/>
+          <w:color w:val="0d8a52"/>
         </w:rPr>
       </w:pPr>
       <w:bookmarkStart w:id="14" w:name="_TOC_250012"/>
       <w:bookmarkEnd w:id="14"/>
       <w:r>
         <w:rPr>
-          <w:color w:val="339933"/>
+          <w:color w:val="0d8a52"/>
           <w:spacing w:val="-2"/>
         </w:rPr>
         <w:t>Fiabilité</w:t>
@@ -5459,45 +5459,45 @@
         </w:tabs>
         <w:ind w:left="1424" w:hanging="893"/>
         <w:rPr>
-          <w:color w:val="339933"/>
+          <w:color w:val="0d8a52"/>
         </w:rPr>
       </w:pPr>
       <w:bookmarkStart w:id="15" w:name="_TOC_250011"/>
       <w:r>
         <w:rPr>
-          <w:color w:val="339933"/>
+          <w:color w:val="0d8a52"/>
         </w:rPr>
         <w:t>Indicateurs</w:t>
       </w:r>
       <w:r>
         <w:rPr>
-          <w:color w:val="339933"/>
+          <w:color w:val="0d8a52"/>
           <w:spacing w:val="-8"/>
         </w:rPr>
         <w:t xml:space="preserve"> </w:t>
       </w:r>
       <w:r>
         <w:rPr>
-          <w:color w:val="339933"/>
+          <w:color w:val="0d8a52"/>
         </w:rPr>
         <w:t>de</w:t>
       </w:r>
       <w:r>
         <w:rPr>
-          <w:color w:val="339933"/>
+          <w:color w:val="0d8a52"/>
           <w:spacing w:val="-8"/>
         </w:rPr>
         <w:t xml:space="preserve"> </w:t>
       </w:r>
       <w:r>
         <w:rPr>
-          <w:color w:val="339933"/>
+          <w:color w:val="0d8a52"/>
         </w:rPr>
         <w:t>performance</w:t>
       </w:r>
       <w:r>
         <w:rPr>
-          <w:color w:val="339933"/>
+          <w:color w:val="0d8a52"/>
           <w:spacing w:val="-8"/>
         </w:rPr>
         <w:t xml:space="preserve"> </w:t>
@@ -5505,7 +5505,7 @@
       <w:bookmarkEnd w:id="15"/>
       <w:r>
         <w:rPr>
-          <w:color w:val="339933"/>
+          <w:color w:val="0d8a52"/>
           <w:spacing w:val="-2"/>
         </w:rPr>
         <w:t>(KPI)</w:t>
@@ -5654,20 +5654,20 @@
         <w:spacing w:before="70"/>
         <w:ind w:left="1424" w:hanging="893"/>
         <w:rPr>
-          <w:color w:val="339933"/>
+          <w:color w:val="0d8a52"/>
         </w:rPr>
       </w:pPr>
       <w:bookmarkStart w:id="16" w:name="_TOC_250010"/>
       <w:r>
         <w:rPr>
-          <w:color w:val="339933"/>
+          <w:color w:val="0d8a52"/>
         </w:rPr>
         <w:lastRenderedPageBreak/>
         <w:t>Contraintes</w:t>
       </w:r>
       <w:r>
         <w:rPr>
-          <w:color w:val="339933"/>
+          <w:color w:val="0d8a52"/>
           <w:spacing w:val="-11"/>
         </w:rPr>
         <w:t xml:space="preserve"> </w:t>
@@ -5675,7 +5675,7 @@
       <w:bookmarkEnd w:id="16"/>
       <w:r>
         <w:rPr>
-          <w:color w:val="339933"/>
+          <w:color w:val="0d8a52"/>
           <w:spacing w:val="-2"/>
         </w:rPr>
         <w:t>techniques</w:t>
@@ -5818,12 +5818,12 @@
         <w:ind w:left="1439" w:hanging="660"/>
         <w:jc w:val="left"/>
         <w:rPr>
-          <w:color w:val="339933"/>
-        </w:rPr>
-      </w:pPr>
-      <w:r>
-        <w:rPr>
-          <w:color w:val="339933"/>
+          <w:color w:val="0d8a52"/>
+        </w:rPr>
+      </w:pPr>
+      <w:r>
+        <w:rPr>
+          <w:color w:val="0d8a52"/>
           <w:spacing w:val="-2"/>
         </w:rPr>
         <w:t>Livrables</w:t>
@@ -5851,45 +5851,45 @@
         </w:tabs>
         <w:ind w:left="1424" w:hanging="893"/>
         <w:rPr>
-          <w:color w:val="339933"/>
+          <w:color w:val="0d8a52"/>
         </w:rPr>
       </w:pPr>
       <w:bookmarkStart w:id="17" w:name="_TOC_250008"/>
       <w:r>
         <w:rPr>
-          <w:color w:val="339933"/>
+          <w:color w:val="0d8a52"/>
         </w:rPr>
         <w:t>Le</w:t>
       </w:r>
       <w:r>
         <w:rPr>
-          <w:color w:val="339933"/>
+          <w:color w:val="0d8a52"/>
           <w:spacing w:val="-4"/>
         </w:rPr>
         <w:t xml:space="preserve"> </w:t>
       </w:r>
       <w:r>
         <w:rPr>
-          <w:color w:val="339933"/>
+          <w:color w:val="0d8a52"/>
         </w:rPr>
         <w:t>dossier</w:t>
       </w:r>
       <w:r>
         <w:rPr>
-          <w:color w:val="339933"/>
+          <w:color w:val="0d8a52"/>
           <w:spacing w:val="-4"/>
         </w:rPr>
         <w:t xml:space="preserve"> </w:t>
       </w:r>
       <w:r>
         <w:rPr>
-          <w:color w:val="339933"/>
+          <w:color w:val="0d8a52"/>
         </w:rPr>
         <w:t>de</w:t>
       </w:r>
       <w:r>
         <w:rPr>
-          <w:color w:val="339933"/>
+          <w:color w:val="0d8a52"/>
           <w:spacing w:val="-3"/>
         </w:rPr>
         <w:t xml:space="preserve"> </w:t>
@@ -5897,7 +5897,7 @@
       <w:bookmarkEnd w:id="17"/>
       <w:r>
         <w:rPr>
-          <w:color w:val="339933"/>
+          <w:color w:val="0d8a52"/>
           <w:spacing w:val="-2"/>
         </w:rPr>
         <w:t>conception</w:t>
@@ -6043,32 +6043,32 @@
         </w:tabs>
         <w:ind w:left="1424" w:hanging="893"/>
         <w:rPr>
-          <w:color w:val="339933"/>
+          <w:color w:val="0d8a52"/>
         </w:rPr>
       </w:pPr>
       <w:bookmarkStart w:id="18" w:name="_TOC_250007"/>
       <w:r>
         <w:rPr>
-          <w:color w:val="339933"/>
+          <w:color w:val="0d8a52"/>
         </w:rPr>
         <w:t>Le</w:t>
       </w:r>
       <w:r>
         <w:rPr>
-          <w:color w:val="339933"/>
+          <w:color w:val="0d8a52"/>
           <w:spacing w:val="-5"/>
         </w:rPr>
         <w:t xml:space="preserve"> </w:t>
       </w:r>
       <w:r>
         <w:rPr>
-          <w:color w:val="339933"/>
+          <w:color w:val="0d8a52"/>
         </w:rPr>
         <w:t>planning</w:t>
       </w:r>
       <w:r>
         <w:rPr>
-          <w:color w:val="339933"/>
+          <w:color w:val="0d8a52"/>
           <w:spacing w:val="-5"/>
         </w:rPr>
         <w:t xml:space="preserve"> </w:t>
@@ -6076,7 +6076,7 @@
       <w:bookmarkEnd w:id="18"/>
       <w:r>
         <w:rPr>
-          <w:color w:val="339933"/>
+          <w:color w:val="0d8a52"/>
           <w:spacing w:val="-2"/>
         </w:rPr>
         <w:t>d’exécution</w:t>
@@ -6234,13 +6234,13 @@
         <w:spacing w:before="70"/>
         <w:ind w:left="1424" w:hanging="893"/>
         <w:rPr>
-          <w:color w:val="339933"/>
+          <w:color w:val="0d8a52"/>
         </w:rPr>
       </w:pPr>
       <w:bookmarkStart w:id="19" w:name="_TOC_250006"/>
       <w:r>
         <w:rPr>
-          <w:color w:val="339933"/>
+          <w:color w:val="0d8a52"/>
         </w:rPr>
         <w:lastRenderedPageBreak/>
         <w:t>Le</w:t>
@@ -6248,7 +6248,7 @@
       <w:bookmarkEnd w:id="19"/>
       <w:r>
         <w:rPr>
-          <w:color w:val="339933"/>
+          <w:color w:val="0d8a52"/>
           <w:spacing w:val="-2"/>
         </w:rPr>
         <w:t xml:space="preserve"> progiciel</w:t>
@@ -6310,20 +6310,20 @@
         </w:tabs>
         <w:ind w:left="1424" w:hanging="893"/>
         <w:rPr>
-          <w:color w:val="339933"/>
+          <w:color w:val="0d8a52"/>
         </w:rPr>
       </w:pPr>
       <w:bookmarkStart w:id="20" w:name="_TOC_250005"/>
       <w:r>
         <w:rPr>
-          <w:color w:val="339933"/>
+          <w:color w:val="0d8a52"/>
         </w:rPr>
         <w:t>La</w:t>
       </w:r>
       <w:bookmarkEnd w:id="20"/>
       <w:r>
         <w:rPr>
-          <w:color w:val="339933"/>
+          <w:color w:val="0d8a52"/>
           <w:spacing w:val="-2"/>
         </w:rPr>
         <w:t xml:space="preserve"> formation</w:t>
@@ -6471,20 +6471,20 @@
         </w:tabs>
         <w:ind w:left="1424" w:hanging="893"/>
         <w:rPr>
-          <w:color w:val="339933"/>
+          <w:color w:val="0d8a52"/>
         </w:rPr>
       </w:pPr>
       <w:bookmarkStart w:id="21" w:name="_TOC_250004"/>
       <w:r>
         <w:rPr>
-          <w:color w:val="339933"/>
+          <w:color w:val="0d8a52"/>
         </w:rPr>
         <w:t>La</w:t>
       </w:r>
       <w:bookmarkEnd w:id="21"/>
       <w:r>
         <w:rPr>
-          <w:color w:val="339933"/>
+          <w:color w:val="0d8a52"/>
           <w:spacing w:val="-2"/>
         </w:rPr>
         <w:t xml:space="preserve"> documentation</w:t>
@@ -6611,14 +6611,14 @@
         <w:ind w:left="1439" w:hanging="860"/>
         <w:jc w:val="left"/>
         <w:rPr>
-          <w:color w:val="339933"/>
+          <w:color w:val="0d8a52"/>
         </w:rPr>
       </w:pPr>
       <w:bookmarkStart w:id="22" w:name="_TOC_250000"/>
       <w:bookmarkEnd w:id="22"/>
       <w:r>
         <w:rPr>
-          <w:color w:val="339933"/>
+          <w:color w:val="0d8a52"/>
           <w:spacing w:val="-2"/>
         </w:rPr>
         <w:t>Validation</w:t>
@@ -7282,7 +7282,7 @@
         <w:jc w:val="right"/>
       </w:pPr>
       <w:rPr>
-        <w:rFonts w:ascii="Arial" w:eastAsia="Arial" w:hAnsi="Arial" w:cs="Arial" w:hint="default"/>
+        <w:rFonts w:ascii="Candara" w:eastAsia="Candara" w:hAnsi="Candara" w:cs="Candara" w:hint="default"/>
         <w:b/>
         <w:bCs/>
         <w:i w:val="0"/>
@@ -7320,7 +7320,7 @@
         <w:ind w:left="1320" w:hanging="894"/>
       </w:pPr>
       <w:rPr>
-        <w:rFonts w:ascii="Arial" w:eastAsia="Arial" w:hAnsi="Arial" w:cs="Arial" w:hint="default"/>
+        <w:rFonts w:ascii="Candara" w:eastAsia="Candara" w:hAnsi="Candara" w:cs="Candara" w:hint="default"/>
         <w:b/>
         <w:bCs/>
         <w:i w:val="0"/>
@@ -7342,7 +7342,7 @@
         <w:ind w:left="894" w:hanging="894"/>
       </w:pPr>
       <w:rPr>
-        <w:rFonts w:ascii="Arial" w:eastAsia="Arial" w:hAnsi="Arial" w:cs="Arial" w:hint="default"/>
+        <w:rFonts w:ascii="Candara" w:eastAsia="Candara" w:hAnsi="Candara" w:cs="Candara" w:hint="default"/>
         <w:b/>
         <w:bCs/>
         <w:i w:val="0"/>
@@ -7422,13 +7422,13 @@
     <w:tmpl w:val="B6AC57C4"/>
     <w:lvl w:ilvl="0" w:tplc="81FAFD78">
       <w:numFmt w:val="bullet"/>
-      <w:lvlText w:val="●"/>
+      <w:lvlText w:val="•"/>
       <w:lvlJc w:val="left"/>
       <w:pPr>
         <w:ind w:left="1140" w:hanging="360"/>
       </w:pPr>
       <w:rPr>
-        <w:rFonts w:ascii="Arial" w:eastAsia="Arial" w:hAnsi="Arial" w:cs="Arial" w:hint="default"/>
+        <w:rFonts w:ascii="Candara" w:eastAsia="Candara" w:hAnsi="Candara" w:cs="Candara" w:hint="default"/>
         <w:spacing w:val="0"/>
         <w:w w:val="100"/>
         <w:lang w:val="fr-FR" w:eastAsia="en-US" w:bidi="ar-SA"/>
@@ -7543,7 +7543,7 @@
         <w:ind w:left="1080" w:hanging="360"/>
       </w:pPr>
       <w:rPr>
-        <w:rFonts w:ascii="Arial" w:eastAsia="Arial" w:hAnsi="Arial" w:cs="Arial" w:hint="default"/>
+        <w:rFonts w:ascii="Candara" w:eastAsia="Candara" w:hAnsi="Candara" w:cs="Candara" w:hint="default"/>
       </w:rPr>
     </w:lvl>
     <w:lvl w:ilvl="1" w:tplc="040C0003" w:tentative="1">
@@ -7555,7 +7555,7 @@
         <w:ind w:left="1800" w:hanging="360"/>
       </w:pPr>
       <w:rPr>
-        <w:rFonts w:ascii="Courier New" w:hAnsi="Courier New" w:cs="Courier New" w:hint="default"/>
+        <w:rFonts w:ascii="Candara" w:hAnsi="Candara" w:cs="Candara" w:hint="default"/>
       </w:rPr>
     </w:lvl>
     <w:lvl w:ilvl="2" w:tplc="040C0005" w:tentative="1">
@@ -7567,7 +7567,7 @@
         <w:ind w:left="2520" w:hanging="360"/>
       </w:pPr>
       <w:rPr>
-        <w:rFonts w:ascii="Wingdings" w:hAnsi="Wingdings" w:hint="default"/>
+        <w:rFonts w:ascii="Candara" w:hAnsi="Candara" w:hint="default"/>
       </w:rPr>
     </w:lvl>
     <w:lvl w:ilvl="3" w:tplc="040C0001" w:tentative="1">
@@ -7579,7 +7579,7 @@
         <w:ind w:left="3240" w:hanging="360"/>
       </w:pPr>
       <w:rPr>
-        <w:rFonts w:ascii="Symbol" w:hAnsi="Symbol" w:hint="default"/>
+        <w:rFonts w:ascii="Candara" w:hAnsi="Candara" w:hint="default"/>
       </w:rPr>
     </w:lvl>
     <w:lvl w:ilvl="4" w:tplc="040C0003" w:tentative="1">
@@ -7591,7 +7591,7 @@
         <w:ind w:left="3960" w:hanging="360"/>
       </w:pPr>
       <w:rPr>
-        <w:rFonts w:ascii="Courier New" w:hAnsi="Courier New" w:cs="Courier New" w:hint="default"/>
+        <w:rFonts w:ascii="Candara" w:hAnsi="Candara" w:cs="Candara" w:hint="default"/>
       </w:rPr>
     </w:lvl>
     <w:lvl w:ilvl="5" w:tplc="040C0005" w:tentative="1">
@@ -7603,7 +7603,7 @@
         <w:ind w:left="4680" w:hanging="360"/>
       </w:pPr>
       <w:rPr>
-        <w:rFonts w:ascii="Wingdings" w:hAnsi="Wingdings" w:hint="default"/>
+        <w:rFonts w:ascii="Candara" w:hAnsi="Candara" w:hint="default"/>
       </w:rPr>
     </w:lvl>
     <w:lvl w:ilvl="6" w:tplc="040C0001" w:tentative="1">
@@ -7615,7 +7615,7 @@
         <w:ind w:left="5400" w:hanging="360"/>
       </w:pPr>
       <w:rPr>
-        <w:rFonts w:ascii="Symbol" w:hAnsi="Symbol" w:hint="default"/>
+        <w:rFonts w:ascii="Candara" w:hAnsi="Candara" w:hint="default"/>
       </w:rPr>
     </w:lvl>
     <w:lvl w:ilvl="7" w:tplc="040C0003" w:tentative="1">
@@ -7627,7 +7627,7 @@
         <w:ind w:left="6120" w:hanging="360"/>
       </w:pPr>
       <w:rPr>
-        <w:rFonts w:ascii="Courier New" w:hAnsi="Courier New" w:cs="Courier New" w:hint="default"/>
+        <w:rFonts w:ascii="Candara" w:hAnsi="Candara" w:cs="Candara" w:hint="default"/>
       </w:rPr>
     </w:lvl>
     <w:lvl w:ilvl="8" w:tplc="040C0005" w:tentative="1">
@@ -7639,7 +7639,7 @@
         <w:ind w:left="6840" w:hanging="360"/>
       </w:pPr>
       <w:rPr>
-        <w:rFonts w:ascii="Wingdings" w:hAnsi="Wingdings" w:hint="default"/>
+        <w:rFonts w:ascii="Candara" w:hAnsi="Candara" w:hint="default"/>
       </w:rPr>
     </w:lvl>
   </w:abstractNum>
@@ -7649,13 +7649,13 @@
     <w:tmpl w:val="EC82F220"/>
     <w:lvl w:ilvl="0" w:tplc="4296CC68">
       <w:numFmt w:val="bullet"/>
-      <w:lvlText w:val="●"/>
+      <w:lvlText w:val="•"/>
       <w:lvlJc w:val="left"/>
       <w:pPr>
         <w:ind w:left="1140" w:hanging="360"/>
       </w:pPr>
       <w:rPr>
-        <w:rFonts w:ascii="Arial" w:eastAsia="Arial" w:hAnsi="Arial" w:cs="Arial" w:hint="default"/>
+        <w:rFonts w:ascii="Candara" w:eastAsia="Candara" w:hAnsi="Candara" w:cs="Candara" w:hint="default"/>
         <w:b w:val="0"/>
         <w:bCs w:val="0"/>
         <w:i w:val="0"/>
@@ -7792,7 +7792,7 @@
         <w:ind w:left="1507" w:hanging="428"/>
       </w:pPr>
       <w:rPr>
-        <w:rFonts w:ascii="Arial" w:eastAsia="Arial" w:hAnsi="Arial" w:cs="Arial" w:hint="default"/>
+        <w:rFonts w:ascii="Candara" w:eastAsia="Candara" w:hAnsi="Candara" w:cs="Candara" w:hint="default"/>
         <w:b w:val="0"/>
         <w:bCs w:val="0"/>
         <w:i w:val="0"/>
@@ -7813,7 +7813,7 @@
         <w:ind w:left="2051" w:hanging="612"/>
       </w:pPr>
       <w:rPr>
-        <w:rFonts w:ascii="Arial" w:eastAsia="Arial" w:hAnsi="Arial" w:cs="Arial" w:hint="default"/>
+        <w:rFonts w:ascii="Candara" w:eastAsia="Candara" w:hAnsi="Candara" w:cs="Candara" w:hint="default"/>
         <w:b w:val="0"/>
         <w:bCs w:val="0"/>
         <w:i w:val="0"/>
@@ -7834,7 +7834,7 @@
         <w:ind w:left="2594" w:hanging="795"/>
       </w:pPr>
       <w:rPr>
-        <w:rFonts w:ascii="Arial" w:eastAsia="Arial" w:hAnsi="Arial" w:cs="Arial" w:hint="default"/>
+        <w:rFonts w:ascii="Candara" w:eastAsia="Candara" w:hAnsi="Candara" w:cs="Candara" w:hint="default"/>
         <w:b w:val="0"/>
         <w:bCs w:val="0"/>
         <w:i w:val="0"/>
@@ -7919,7 +7919,7 @@
         <w:ind w:left="1080" w:hanging="360"/>
       </w:pPr>
       <w:rPr>
-        <w:rFonts w:ascii="Symbol" w:eastAsia="Arial" w:hAnsi="Symbol" w:cs="Arial" w:hint="default"/>
+        <w:rFonts w:ascii="Candara" w:eastAsia="Candara" w:hAnsi="Candara" w:cs="Candara" w:hint="default"/>
       </w:rPr>
     </w:lvl>
     <w:lvl w:ilvl="1" w:tplc="040C0003" w:tentative="1">
@@ -7931,7 +7931,7 @@
         <w:ind w:left="1800" w:hanging="360"/>
       </w:pPr>
       <w:rPr>
-        <w:rFonts w:ascii="Courier New" w:hAnsi="Courier New" w:cs="Courier New" w:hint="default"/>
+        <w:rFonts w:ascii="Candara" w:hAnsi="Candara" w:cs="Candara" w:hint="default"/>
       </w:rPr>
     </w:lvl>
     <w:lvl w:ilvl="2" w:tplc="040C0005" w:tentative="1">
@@ -7943,7 +7943,7 @@
         <w:ind w:left="2520" w:hanging="360"/>
       </w:pPr>
       <w:rPr>
-        <w:rFonts w:ascii="Wingdings" w:hAnsi="Wingdings" w:hint="default"/>
+        <w:rFonts w:ascii="Candara" w:hAnsi="Candara" w:hint="default"/>
       </w:rPr>
     </w:lvl>
     <w:lvl w:ilvl="3" w:tplc="040C0001" w:tentative="1">
@@ -7955,7 +7955,7 @@
         <w:ind w:left="3240" w:hanging="360"/>
       </w:pPr>
       <w:rPr>
-        <w:rFonts w:ascii="Symbol" w:hAnsi="Symbol" w:hint="default"/>
+        <w:rFonts w:ascii="Candara" w:hAnsi="Candara" w:hint="default"/>
       </w:rPr>
     </w:lvl>
     <w:lvl w:ilvl="4" w:tplc="040C0003" w:tentative="1">
@@ -7967,7 +7967,7 @@
         <w:ind w:left="3960" w:hanging="360"/>
       </w:pPr>
       <w:rPr>
-        <w:rFonts w:ascii="Courier New" w:hAnsi="Courier New" w:cs="Courier New" w:hint="default"/>
+        <w:rFonts w:ascii="Candara" w:hAnsi="Candara" w:cs="Candara" w:hint="default"/>
       </w:rPr>
     </w:lvl>
     <w:lvl w:ilvl="5" w:tplc="040C0005" w:tentative="1">
@@ -7979,7 +7979,7 @@
         <w:ind w:left="4680" w:hanging="360"/>
       </w:pPr>
       <w:rPr>
-        <w:rFonts w:ascii="Wingdings" w:hAnsi="Wingdings" w:hint="default"/>
+        <w:rFonts w:ascii="Candara" w:hAnsi="Candara" w:hint="default"/>
       </w:rPr>
     </w:lvl>
     <w:lvl w:ilvl="6" w:tplc="040C0001" w:tentative="1">
@@ -7991,7 +7991,7 @@
         <w:ind w:left="5400" w:hanging="360"/>
       </w:pPr>
       <w:rPr>
-        <w:rFonts w:ascii="Symbol" w:hAnsi="Symbol" w:hint="default"/>
+        <w:rFonts w:ascii="Candara" w:hAnsi="Candara" w:hint="default"/>
       </w:rPr>
     </w:lvl>
     <w:lvl w:ilvl="7" w:tplc="040C0003" w:tentative="1">
@@ -8003,7 +8003,7 @@
         <w:ind w:left="6120" w:hanging="360"/>
       </w:pPr>
       <w:rPr>
-        <w:rFonts w:ascii="Courier New" w:hAnsi="Courier New" w:cs="Courier New" w:hint="default"/>
+        <w:rFonts w:ascii="Candara" w:hAnsi="Candara" w:cs="Candara" w:hint="default"/>
       </w:rPr>
     </w:lvl>
     <w:lvl w:ilvl="8" w:tplc="040C0005" w:tentative="1">
@@ -8015,7 +8015,7 @@
         <w:ind w:left="6840" w:hanging="360"/>
       </w:pPr>
       <w:rPr>
-        <w:rFonts w:ascii="Wingdings" w:hAnsi="Wingdings" w:hint="default"/>
+        <w:rFonts w:ascii="Candara" w:hAnsi="Candara" w:hint="default"/>
       </w:rPr>
     </w:lvl>
   </w:abstractNum>
@@ -8045,7 +8045,7 @@
   <w:docDefaults>
     <w:rPrDefault>
       <w:rPr>
-        <w:rFonts w:ascii="Nunito" w:eastAsia="Nunito" w:hAnsi="Nunito" w:cs="Nunito"/>
+        <w:rFonts w:ascii="Candara" w:eastAsia="Candara" w:hAnsi="Candara" w:cs="Candara"/>
         <w:color w:val="000000"/>
         <w:lang w:val="fr-CM" w:eastAsia="fr-CM" w:bidi="ar-SA"/>
       </w:rPr>
